--- a/tests/fixtures/drive_eval/files/dogovor_red3.docx
+++ b/tests/fixtures/drive_eval/files/dogovor_red3.docx
@@ -12,12 +12,12 @@
     </w:p>
     <w:p>
       <w:r>
-        <w:t>г. Самара, 12.01.2026</w:t>
+        <w:t>г. Львів, 12.01.2026</w:t>
       </w:r>
     </w:p>
     <w:p>
       <w:r>
-        <w:t>ООО «Пример Сервис» (Исполнитель) и ИП Образцов А. В. (Заказчик) заключили настоящий договор о нижеследующем.</w:t>
+        <w:t>ТОВ «Приклад» (Исполнитель) и ФОП Мельник Т. (Заказчик) заключили настоящий договор о нижеследующем.</w:t>
       </w:r>
     </w:p>
     <w:p>
@@ -27,7 +27,7 @@
     </w:p>
     <w:p>
       <w:r>
-        <w:t>2. Стоимость услуг составляет 42 500 рублей в месяц, без НДС. Оплата до 10 числа текущего месяца.</w:t>
+        <w:t>2. Стоимость услуг составляет 42 500 гривен в месяц, без НДС. Оплата до 10 числа текущего месяца.</w:t>
       </w:r>
     </w:p>
     <w:p>
